--- a/lessons/4-5/downloads/reveal/teacher/4.5-answer-key.docx
+++ b/lessons/4-5/downloads/reveal/teacher/4.5-answer-key.docx
@@ -24,6 +24,7 @@
       <w:pPr>
         <w:keepNext/>
         <w:spacing w:before="0" w:after="10" w:line="240" w:lineRule="auto"/>
+        <w:outlineLvl w:val="0"/>
       </w:pPr>
       <w:r>
         <w:rPr>
@@ -63,6 +64,7 @@
           <w:tab w:val="right" w:pos="9504"/>
         </w:tabs>
         <w:spacing w:before="90" w:after="50" w:line="240" w:lineRule="auto"/>
+        <w:outlineLvl w:val="1"/>
       </w:pPr>
       <w:r>
         <w:rPr>
@@ -303,7 +305,7 @@
                 <w:sz w:val="17"/>
                 <w:szCs w:val="17"/>
               </w:rPr>
-              <w:t xml:space="preserve">In class, after the lesson. Two pages. The self-check code tells students if they are on track.</w:t>
+              <w:t xml:space="preserve">In class, after the lesson. Two pages: 8 problems, Find the Error, 2 test items. The self-check code tells students if they are on track.</w:t>
             </w:r>
           </w:p>
         </w:tc>
@@ -424,7 +426,7 @@
                 <w:sz w:val="17"/>
                 <w:szCs w:val="17"/>
               </w:rPr>
-              <w:t xml:space="preserve">Homework Packet</w:t>
+              <w:t xml:space="preserve">Teaching Support Guide</w:t>
             </w:r>
           </w:p>
         </w:tc>
@@ -444,7 +446,101 @@
                 <w:sz w:val="17"/>
                 <w:szCs w:val="17"/>
               </w:rPr>
-              <w:t xml:space="preserve">Sheet 1 after Session 1, Sheet 2 after Session 2. Level 1 has the same problems and answers, with a word bank, step frames and larger type for students who need language support.</w:t>
+              <w:t xml:space="preserve">Teacher page: lesson route, what to look for on each exit item, the next prompt, and a fresh check for after reteaching.</w:t>
+            </w:r>
+          </w:p>
+        </w:tc>
+      </w:tr>
+      <w:tr>
+        <w:trPr>
+          <w:cantSplit/>
+        </w:trPr>
+        <w:tc>
+          <w:tcPr>
+            <w:tcW w:w="2600" w:type="dxa"/>
+            <w:shd w:val="clear" w:color="auto" w:fill="F2F4F6"/>
+            <w:vAlign w:val="center"/>
+          </w:tcPr>
+          <w:p>
+            <w:pPr>
+              <w:spacing w:before="0" w:after="0" w:line="252" w:lineRule="auto"/>
+            </w:pPr>
+            <w:r>
+              <w:rPr>
+                <w:rFonts w:ascii="Avenir Next" w:hAnsi="Avenir Next" w:cs="Avenir Next" w:eastAsia="Avenir Next"/>
+                <w:b/>
+                <w:color w:val="1A1A1A"/>
+                <w:sz w:val="17"/>
+                <w:szCs w:val="17"/>
+              </w:rPr>
+              <w:t xml:space="preserve">Explain Your Thinking</w:t>
+            </w:r>
+          </w:p>
+        </w:tc>
+        <w:tc>
+          <w:tcPr>
+            <w:tcW w:w="6904" w:type="dxa"/>
+            <w:vAlign w:val="center"/>
+          </w:tcPr>
+          <w:p>
+            <w:pPr>
+              <w:spacing w:before="0" w:after="0" w:line="252" w:lineRule="auto"/>
+            </w:pPr>
+            <w:r>
+              <w:rPr>
+                <w:rFonts w:ascii="Avenir Next" w:hAnsi="Avenir Next" w:cs="Avenir Next" w:eastAsia="Avenir Next"/>
+                <w:color w:val="1A1A1A"/>
+                <w:sz w:val="17"/>
+                <w:szCs w:val="17"/>
+              </w:rPr>
+              <w:t xml:space="preserve">Optional language support for the Guided Notes “Model, Reason, Explain” page: draw it, talk it, write it.</w:t>
+            </w:r>
+          </w:p>
+        </w:tc>
+      </w:tr>
+      <w:tr>
+        <w:trPr>
+          <w:cantSplit/>
+        </w:trPr>
+        <w:tc>
+          <w:tcPr>
+            <w:tcW w:w="2600" w:type="dxa"/>
+            <w:shd w:val="clear" w:color="auto" w:fill="F2F4F6"/>
+            <w:vAlign w:val="center"/>
+          </w:tcPr>
+          <w:p>
+            <w:pPr>
+              <w:spacing w:before="0" w:after="0" w:line="252" w:lineRule="auto"/>
+            </w:pPr>
+            <w:r>
+              <w:rPr>
+                <w:rFonts w:ascii="Avenir Next" w:hAnsi="Avenir Next" w:cs="Avenir Next" w:eastAsia="Avenir Next"/>
+                <w:b/>
+                <w:color w:val="1A1A1A"/>
+                <w:sz w:val="17"/>
+                <w:szCs w:val="17"/>
+              </w:rPr>
+              <w:t xml:space="preserve">Homework Packet</w:t>
+            </w:r>
+          </w:p>
+        </w:tc>
+        <w:tc>
+          <w:tcPr>
+            <w:tcW w:w="6904" w:type="dxa"/>
+            <w:vAlign w:val="center"/>
+          </w:tcPr>
+          <w:p>
+            <w:pPr>
+              <w:spacing w:before="0" w:after="0" w:line="252" w:lineRule="auto"/>
+            </w:pPr>
+            <w:r>
+              <w:rPr>
+                <w:rFonts w:ascii="Avenir Next" w:hAnsi="Avenir Next" w:cs="Avenir Next" w:eastAsia="Avenir Next"/>
+                <w:color w:val="1A1A1A"/>
+                <w:sz w:val="17"/>
+                <w:szCs w:val="17"/>
+              </w:rPr>
+              <w:t xml:space="preserve">Sheet 1 after Session 1, Sheet 2 after Session 2. Level 1 has the same problems and answers, with a word bank (English and Spanish), step frames on every problem and larger type (12 pt).</w:t>
             </w:r>
           </w:p>
         </w:tc>
@@ -460,6 +556,7 @@
           <w:tab w:val="right" w:pos="9504"/>
         </w:tabs>
         <w:spacing w:before="90" w:after="50" w:line="240" w:lineRule="auto"/>
+        <w:outlineLvl w:val="1"/>
       </w:pPr>
       <w:r>
         <w:rPr>
@@ -643,7 +740,7 @@
                 <w:sz w:val="17"/>
                 <w:szCs w:val="17"/>
               </w:rPr>
-              <w:t xml:space="preserve">Puzzle Pieces and Water Bottle. One partner steps down to 10% (or 5%) on a double number line; the other builds up to 100% and checks forward with the percent. Switch roles with Library Books: 48 books is 60% (80 books).</w:t>
+              <w:t xml:space="preserve">Puzzle Pieces and Water Bottle. One partner steps down to 10% (or 5%); the other builds up to 100% and checks with the percent. Switch roles with Library Books on the ratio table: 48 books is 60% (80 books).</w:t>
             </w:r>
           </w:p>
         </w:tc>
@@ -793,6 +890,7 @@
           <w:tab w:val="right" w:pos="9504"/>
         </w:tabs>
         <w:spacing w:before="90" w:after="50" w:line="240" w:lineRule="auto"/>
+        <w:outlineLvl w:val="1"/>
       </w:pPr>
       <w:r>
         <w:rPr>
@@ -1126,6 +1224,7 @@
           <w:tab w:val="right" w:pos="9504"/>
         </w:tabs>
         <w:spacing w:before="90" w:after="50" w:line="240" w:lineRule="auto"/>
+        <w:outlineLvl w:val="1"/>
       </w:pPr>
       <w:r>
         <w:rPr>
@@ -1552,7 +1651,7 @@
                 <w:sz w:val="15"/>
                 <w:szCs w:val="15"/>
               </w:rPr>
-              <w:t xml:space="preserve">6.RP.A.3c</w:t>
+              <w:t xml:space="preserve">6.AT.4</w:t>
             </w:r>
           </w:p>
         </w:tc>
@@ -1842,7 +1941,7 @@
                 <w:sz w:val="15"/>
                 <w:szCs w:val="15"/>
               </w:rPr>
-              <w:t xml:space="preserve">6.RP.A.3c</w:t>
+              <w:t xml:space="preserve">6.AT.4</w:t>
             </w:r>
           </w:p>
         </w:tc>
@@ -2132,7 +2231,7 @@
                 <w:sz w:val="15"/>
                 <w:szCs w:val="15"/>
               </w:rPr>
-              <w:t xml:space="preserve">6.RP.A.3c</w:t>
+              <w:t xml:space="preserve">6.AT.4</w:t>
             </w:r>
           </w:p>
         </w:tc>
@@ -2422,7 +2521,7 @@
                 <w:sz w:val="15"/>
                 <w:szCs w:val="15"/>
               </w:rPr>
-              <w:t xml:space="preserve">6.RP.A.3c</w:t>
+              <w:t xml:space="preserve">6.AT.4</w:t>
             </w:r>
           </w:p>
         </w:tc>
@@ -2696,6 +2795,7 @@
           <w:tab w:val="right" w:pos="9504"/>
         </w:tabs>
         <w:spacing w:before="90" w:after="50" w:line="240" w:lineRule="auto"/>
+        <w:outlineLvl w:val="1"/>
       </w:pPr>
       <w:r>
         <w:rPr>
@@ -3353,7 +3453,7 @@
                 <w:sz w:val="17"/>
                 <w:szCs w:val="17"/>
               </w:rPr>
-              <w:t xml:space="preserve">10% = 24 ÷ 4 = 6; 100% = 60 games</w:t>
+              <w:t xml:space="preserve">10% = 28 ÷ 4 = 7; 100% = 70 games</w:t>
             </w:r>
           </w:p>
           <w:p>
@@ -3491,7 +3591,7 @@
                 <w:sz w:val="17"/>
                 <w:szCs w:val="17"/>
               </w:rPr>
-              <w:t xml:space="preserve">a. $18 (54 ÷ 3)  b. $180 (18 × 10). Check: 0.30 × 180 = 54.</w:t>
+              <w:t xml:space="preserve">10% = $54 ÷ 3 = $18; dollars: 18, 36, 54, 72, 90, 108, 126, 144, 162, 180. Full cost = $180. Check: 0.30 × 180 = 54.</w:t>
             </w:r>
           </w:p>
           <w:p>
@@ -3602,7 +3702,7 @@
                 <w:sz w:val="17"/>
                 <w:szCs w:val="17"/>
               </w:rPr>
-              <w:t xml:space="preserve">10% = 48 ÷ 6 = 8 books; 100% = 8 × 10 = 80 books</w:t>
+              <w:t xml:space="preserve">10%: 48 ÷ 6 = 8 books; 100%: 8 × 10 = 80 books</w:t>
             </w:r>
           </w:p>
           <w:p>
@@ -3844,7 +3944,7 @@
                 <w:sz w:val="17"/>
                 <w:szCs w:val="17"/>
               </w:rPr>
-              <w:t xml:space="preserve">  (48)</w:t>
+              <w:t xml:space="preserve">  (56)</w:t>
             </w:r>
           </w:p>
           <w:p>
@@ -3966,7 +4066,7 @@
                 <w:sz w:val="17"/>
                 <w:szCs w:val="17"/>
               </w:rPr>
-              <w:t xml:space="preserve">a. $14 (42 ÷ 3)  b. $140 (14 × 10). Check: 0.30 × 140 = 42.</w:t>
+              <w:t xml:space="preserve">10% = $42 ÷ 3 = $14; dollars: 14, 28, 42, 56, 70, 84, 98, 112, 126, 140. Full cost = $140. Check: 0.30 × 140 = 42.</w:t>
             </w:r>
           </w:p>
           <w:p>
@@ -4077,7 +4177,7 @@
                 <w:sz w:val="17"/>
                 <w:szCs w:val="17"/>
               </w:rPr>
-              <w:t xml:space="preserve">10% = 42 ÷ 6 = 7 books; 100% = 7 × 10 = 70 books</w:t>
+              <w:t xml:space="preserve">10%: 42 ÷ 6 = 7 books; 100%: 7 × 10 = 70 books</w:t>
             </w:r>
           </w:p>
           <w:p>
@@ -4272,7 +4372,7 @@
                 <w:sz w:val="17"/>
                 <w:szCs w:val="17"/>
               </w:rPr>
-              <w:t xml:space="preserve">  (50)</w:t>
+              <w:t xml:space="preserve">  (60)</w:t>
             </w:r>
           </w:p>
           <w:p>
@@ -4361,6 +4461,7 @@
           <w:tab w:val="right" w:pos="9504"/>
         </w:tabs>
         <w:spacing w:before="90" w:after="50" w:line="240" w:lineRule="auto"/>
+        <w:outlineLvl w:val="1"/>
       </w:pPr>
       <w:r>
         <w:rPr>
@@ -4985,7 +5086,7 @@
                 <w:sz w:val="17"/>
                 <w:szCs w:val="17"/>
               </w:rPr>
-              <w:t xml:space="preserve">0.15 × w = 7.20; w = 7.20 ÷ 0.15 = $48</w:t>
+              <w:t xml:space="preserve">a. 0.15 × w = 7.20  b. w = 7.20 ÷ 0.15 = $48</w:t>
             </w:r>
           </w:p>
           <w:p>
@@ -5076,7 +5177,7 @@
                 <w:sz w:val="17"/>
                 <w:szCs w:val="17"/>
               </w:rPr>
-              <w:t xml:space="preserve">0.6 × w = 138; w = 138 ÷ 0.6 = $230</w:t>
+              <w:t xml:space="preserve">a. 0.6 × w = 138  b. w = 138 ÷ 0.6 = $230</w:t>
             </w:r>
           </w:p>
           <w:p>
@@ -6121,6 +6222,7 @@
           <w:tab w:val="right" w:pos="9504"/>
         </w:tabs>
         <w:spacing w:before="90" w:after="50" w:line="240" w:lineRule="auto"/>
+        <w:outlineLvl w:val="1"/>
       </w:pPr>
       <w:r>
         <w:rPr>
@@ -6711,6 +6813,175 @@
         </w:tc>
       </w:tr>
     </w:tbl>
+    <w:p>
+      <w:pPr>
+        <w:pageBreakBefore/>
+        <w:keepNext/>
+        <w:pBdr>
+          <w:bottom w:val="single" w:sz="8" w:space="3" w:color="003A70"/>
+        </w:pBdr>
+        <w:tabs>
+          <w:tab w:val="right" w:pos="9504"/>
+        </w:tabs>
+        <w:spacing w:before="90" w:after="50" w:line="240" w:lineRule="auto"/>
+        <w:outlineLvl w:val="1"/>
+      </w:pPr>
+      <w:r>
+        <w:rPr>
+          <w:rFonts w:ascii="Avenir Next" w:hAnsi="Avenir Next" w:cs="Avenir Next" w:eastAsia="Avenir Next"/>
+          <w:b/>
+          <w:color w:val="003A70"/>
+          <w:spacing w:val="14"/>
+          <w:sz w:val="19"/>
+          <w:szCs w:val="19"/>
+        </w:rPr>
+        <w:t xml:space="preserve">MODEL, REASON, EXPLAIN  ·  ANSWERS</w:t>
+      </w:r>
+      <w:r>
+        <w:rPr>
+          <w:rFonts w:ascii="Avenir Next" w:hAnsi="Avenir Next" w:cs="Avenir Next" w:eastAsia="Avenir Next"/>
+          <w:color w:val="1A1A1A"/>
+          <w:sz w:val="17"/>
+          <w:szCs w:val="17"/>
+        </w:rPr>
+        <w:tab/>
+      </w:r>
+      <w:r>
+        <w:rPr>
+          <w:rFonts w:ascii="Avenir Next" w:hAnsi="Avenir Next" w:cs="Avenir Next" w:eastAsia="Avenir Next"/>
+          <w:i/>
+          <w:color w:val="5A5F66"/>
+          <w:sz w:val="17"/>
+          <w:szCs w:val="17"/>
+        </w:rPr>
+        <w:t xml:space="preserve">Guided Notes page 3</w:t>
+      </w:r>
+    </w:p>
+    <w:p>
+      <w:pPr>
+        <w:keepNext/>
+        <w:spacing w:before="80" w:after="30" w:line="264" w:lineRule="auto"/>
+      </w:pPr>
+      <w:r>
+        <w:rPr>
+          <w:rFonts w:ascii="Avenir Next" w:hAnsi="Avenir Next" w:cs="Avenir Next" w:eastAsia="Avenir Next"/>
+          <w:b/>
+          <w:color w:val="003A70"/>
+          <w:spacing w:val="12"/>
+          <w:sz w:val="15"/>
+          <w:szCs w:val="15"/>
+        </w:rPr>
+        <w:t xml:space="preserve">SESSION 1  ·  FIND THE WHOLE</w:t>
+      </w:r>
+    </w:p>
+    <w:p>
+      <w:pPr>
+        <w:spacing w:before="0" w:after="50" w:line="268" w:lineRule="auto"/>
+      </w:pPr>
+      <w:r>
+        <w:rPr>
+          <w:rFonts w:ascii="Avenir Next" w:hAnsi="Avenir Next" w:cs="Avenir Next" w:eastAsia="Avenir Next"/>
+          <w:color w:val="1A1A1A"/>
+          <w:sz w:val="17"/>
+          <w:szCs w:val="17"/>
+        </w:rPr>
+        <w:t xml:space="preserve">a. 30% is 3 parts of 10%, so 10% = $27 ÷ 3 = $9.  b. 100% is 10 parts: $9 × 10 = $90.  c. One part of the bar is $9, and the whole bar is 10 parts, so the whole is $90. Check: 0.30 × 90 = 27. The whole is greater than $27 because 30% is less than 100%.</w:t>
+      </w:r>
+    </w:p>
+    <w:p>
+      <w:pPr>
+        <w:spacing w:before="0" w:after="40" w:line="252" w:lineRule="auto"/>
+      </w:pPr>
+      <w:r>
+        <w:rPr>
+          <w:rFonts w:ascii="Avenir Next" w:hAnsi="Avenir Next" w:cs="Avenir Next" w:eastAsia="Avenir Next"/>
+          <w:b/>
+          <w:color w:val="003A70"/>
+          <w:sz w:val="16"/>
+          <w:szCs w:val="16"/>
+        </w:rPr>
+        <w:t xml:space="preserve">Challenge  </w:t>
+      </w:r>
+      <w:r>
+        <w:rPr>
+          <w:rFonts w:ascii="Avenir Next" w:hAnsi="Avenir Next" w:cs="Avenir Next" w:eastAsia="Avenir Next"/>
+          <w:color w:val="1A1A1A"/>
+          <w:sz w:val="17"/>
+          <w:szCs w:val="17"/>
+        </w:rPr>
+        <w:t xml:space="preserve">$8.10 is less than the $27 the club already has, but the whole must be greater than the part. Sam multiplied when he should divide: 27 ÷ 0.3 = 90, so the club needs $90.</w:t>
+      </w:r>
+    </w:p>
+    <w:p>
+      <w:pPr>
+        <w:keepNext/>
+        <w:spacing w:before="80" w:after="30" w:line="264" w:lineRule="auto"/>
+      </w:pPr>
+      <w:r>
+        <w:rPr>
+          <w:rFonts w:ascii="Avenir Next" w:hAnsi="Avenir Next" w:cs="Avenir Next" w:eastAsia="Avenir Next"/>
+          <w:b/>
+          <w:color w:val="003A70"/>
+          <w:spacing w:val="12"/>
+          <w:sz w:val="15"/>
+          <w:szCs w:val="15"/>
+        </w:rPr>
+        <w:t xml:space="preserve">SESSION 2  ·  SOLVE FOR THE WHOLE</w:t>
+      </w:r>
+    </w:p>
+    <w:p>
+      <w:pPr>
+        <w:spacing w:before="0" w:after="50" w:line="268" w:lineRule="auto"/>
+      </w:pPr>
+      <w:r>
+        <w:rPr>
+          <w:rFonts w:ascii="Avenir Next" w:hAnsi="Avenir Next" w:cs="Avenir Next" w:eastAsia="Avenir Next"/>
+          <w:color w:val="1A1A1A"/>
+          <w:sz w:val="17"/>
+          <w:szCs w:val="17"/>
+        </w:rPr>
+        <w:t xml:space="preserve">a. 0.45 × w = 9  b. w = 9 ÷ 0.45 = 900 ÷ 45 = 20 km  c. Check: 0.45 × 20 = 9. The whole race (20 km) is greater than the 9 km part. 45% is a little less than half, so the race is a little more than 2 × 9 = 18 km.</w:t>
+      </w:r>
+    </w:p>
+    <w:p>
+      <w:pPr>
+        <w:spacing w:before="0" w:after="40" w:line="252" w:lineRule="auto"/>
+      </w:pPr>
+      <w:r>
+        <w:rPr>
+          <w:rFonts w:ascii="Avenir Next" w:hAnsi="Avenir Next" w:cs="Avenir Next" w:eastAsia="Avenir Next"/>
+          <w:b/>
+          <w:color w:val="003A70"/>
+          <w:sz w:val="16"/>
+          <w:szCs w:val="16"/>
+        </w:rPr>
+        <w:t xml:space="preserve">Challenge  </w:t>
+      </w:r>
+      <w:r>
+        <w:rPr>
+          <w:rFonts w:ascii="Avenir Next" w:hAnsi="Avenir Next" w:cs="Avenir Next" w:eastAsia="Avenir Next"/>
+          <w:color w:val="1A1A1A"/>
+          <w:sz w:val="17"/>
+          <w:szCs w:val="17"/>
+        </w:rPr>
+        <w:t xml:space="preserve">45 × w = 9 gives w = 0.2 km, which is less than the 9 km already run. 45% must be written as the decimal 0.45: 0.45 × w = 9, so w = 20 km.</w:t>
+      </w:r>
+    </w:p>
+    <w:p>
+      <w:pPr>
+        <w:spacing w:before="40" w:after="0" w:line="264" w:lineRule="auto"/>
+      </w:pPr>
+      <w:r>
+        <w:rPr>
+          <w:rFonts w:ascii="Avenir Next" w:hAnsi="Avenir Next" w:cs="Avenir Next" w:eastAsia="Avenir Next"/>
+          <w:i/>
+          <w:color w:val="5A5F66"/>
+          <w:sz w:val="15"/>
+          <w:szCs w:val="15"/>
+        </w:rPr>
+        <w:t xml:space="preserve">Score each task 0–3: 1 for a model that fits the numbers, 1 for correct math with units, 1 for an explanation that matches the model.</w:t>
+      </w:r>
+    </w:p>
     <w:p>
       <w:pPr>
         <w:spacing w:before="0" w:after="0" w:line="20" w:lineRule="exact"/>
